--- a/docs/zapiska/out/ПЗ_процентовка_1.docx
+++ b/docs/zapiska/out/ПЗ_процентовка_1.docx
@@ -937,7 +937,15 @@
             <w:rStyle w:val="af5"/>
             <w:noProof/>
           </w:rPr>
-          <w:t xml:space="preserve">1.2 Обоснование необходимости применения интеллектуального решения</w:t>
+          <w:t xml:space="preserve">1.2 Обоснование необходимости применения интеллектуального </w:t>
+        </w:r>
+        <w:r>
+          <w:rPr>
+            <w:rStyle w:val="af5"/>
+            <w:noProof/>
+          </w:rPr>
+          <w:br/>
+          <w:t xml:space="preserve">решения</w:t>
         </w:r>
         <w:r>
           <w:rPr>
@@ -1723,6 +1731,15 @@
         <w:jc w:val="both"/>
       </w:pPr>
       <w:r>
+        <w:t xml:space="preserve">Помимо нового модуля, выполнена доработка исходной системы: бронирование номеров переведено на выбор дат проживания с календарём занятости, выселение гостя засчитывается как состоявшееся проживание, а версии платформ приведены к актуальным на январь 2026 года без изменения поведения существующих функций.</w:t>
+      </w:r>
+    </w:p>
+    <w:p>
+      <w:pPr>
+        <w:ind w:firstLine="709"/>
+        <w:jc w:val="both"/>
+      </w:pPr>
+      <w:r>
         <w:t xml:space="preserve">Пояснительная записка состоит из введения, пяти разделов, заключения, списка использованных источников и приложений. В первом разделе выполнен анализ предметной области, аналогов и методов решения, поставлена задача. Во втором – построены модели процессов, сформулированы требования. Третий раздел посвящён проектированию и реализации. В четвёртом описаны тестирование и валидация, в пятом – руководства по установке и по работе с программным средством.</w:t>
       </w:r>
     </w:p>
@@ -2036,7 +2053,7 @@
         <w:jc w:val="both"/>
       </w:pPr>
       <w:r>
-        <w:t xml:space="preserve">Интервал прогноза – диапазон, в который с заданной вероятностью (в проекте 80 %) попадёт фактическое значение.</w:t>
+        <w:t xml:space="preserve">Интервал прогноза – диапазон, в который с заданной вероятностью (в проекте 80 %) попадёт фактическое значение.</w:t>
       </w:r>
     </w:p>
     <w:p>
@@ -2640,7 +2657,7 @@
         <w:jc w:val="both"/>
       </w:pPr>
       <w:r>
-        <w:t xml:space="preserve">Снижение ошибки прогноза не менее чем на 15 % относительно ориентира «как в то же время прошлого года».</w:t>
+        <w:t xml:space="preserve">Снижение ошибки прогноза не менее чем на 15 % относительно ориентира «как в то же время прошлого года».</w:t>
       </w:r>
     </w:p>
     <w:p>
@@ -2666,7 +2683,7 @@
         <w:jc w:val="both"/>
       </w:pPr>
       <w:r>
-        <w:t xml:space="preserve">Рост ожидаемого эффекта бюджета не менее чем на 10 % по сравнению с исходным планом при той же сумме затрат.</w:t>
+        <w:t xml:space="preserve">Рост ожидаемого эффекта бюджета не менее чем на 10 % по сравнению с исходным планом при той же сумме затрат.</w:t>
       </w:r>
     </w:p>
     <w:p>
@@ -7484,7 +7501,7 @@
         </m:sSub>
       </m:oMath>
       <w:r>
-        <w:t xml:space="preserve"> достигается около 63 % предельного эффекта.</w:t>
+        <w:t xml:space="preserve"> достигается около 63 % предельного эффекта.</w:t>
       </w:r>
     </w:p>
     <w:p>
@@ -10934,7 +10951,7 @@
         </m:sSub>
       </m:oMath>
       <w:r>
-        <w:t xml:space="preserve">; интервал соответствует уровню 80 %.</w:t>
+        <w:t xml:space="preserve">; интервал соответствует уровню 80 %.</w:t>
       </w:r>
     </w:p>
     <w:p>
@@ -12140,7 +12157,7 @@
         <w:jc w:val="both"/>
       </w:pPr>
       <w:r>
-        <w:t xml:space="preserve">Критерии оценки разрабатываемого решения разделены на четыре группы. Бизнес-критерии определяют экономическую целесообразность: снижение ошибки планирования продаж и рост ожидаемого эффекта бюджета не менее чем на 10 % по сравнению с исходным планом при той же сумме затрат.</w:t>
+        <w:t xml:space="preserve">Критерии оценки разрабатываемого решения разделены на четыре группы. Бизнес-критерии определяют экономическую целесообразность: снижение ошибки планирования продаж и рост ожидаемого эффекта бюджета не менее чем на 10 % по сравнению с исходным планом при той же сумме затрат.</w:t>
       </w:r>
     </w:p>
     <w:p>
@@ -12159,7 +12176,7 @@
         <w:t xml:space="preserve">WAPE</w:t>
       </w:r>
       <w:r>
-        <w:t xml:space="preserve"> на неизвестных модели неделях: целевое значение – не более 10 %, а выигрыш относительно сезонной наивной модели – не менее 15 %. Покрытие интервала 80 % должно находиться в пределах 70–90 %. Отклонение оценки общего вклада маркетинга от истинного значения (на данных с известной структурой) не должно превышать 5 %, а долей отдельных каналов – 5 процентных пунктов. Обучение всех алгоритмов для одного показателя должно занимать не более одной минуты, прогноз – не более двух секунд.</w:t>
+        <w:t xml:space="preserve"> на неизвестных модели неделях: целевое значение – не более 10 %, а выигрыш относительно сезонной наивной модели – не менее 15 %. Покрытие интервала 80 % должно находиться в пределах 70–90 %. Отклонение оценки общего вклада маркетинга от истинного значения (на данных с известной структурой) не должно превышать 5 %, а долей отдельных каналов – 5 процентных пунктов. Обучение всех алгоритмов для одного показателя должно занимать не более одной минуты, прогноз – не более двух секунд.</w:t>
       </w:r>
     </w:p>
     <w:p>
@@ -13563,7 +13580,7 @@
         <w:jc w:val="both"/>
       </w:pPr>
       <w:r>
-        <w:t xml:space="preserve">Бизнес-цели проекта: рост ожидаемого эффекта маркетингового бюджета не менее чем на 10 % при той же сумме затрат, снижение ошибки планирования продаж не менее чем на 15 % относительно ориентира «как в прошлом году», сокращение времени подготовки плана до нескольких секунд.</w:t>
+        <w:t xml:space="preserve">Бизнес-цели проекта: рост ожидаемого эффекта маркетингового бюджета не менее чем на 10 % при той же сумме затрат, снижение ошибки планирования продаж не менее чем на 15 % относительно ориентира «как в прошлом году», сокращение времени подготовки плана до нескольких секунд.</w:t>
       </w:r>
     </w:p>
     <w:p>
@@ -17171,7 +17188,7 @@
                 <w:sz w:val="24"/>
                 <w:szCs w:val="24"/>
               </w:rPr>
-              <w:t xml:space="preserve">, поправка на изменение уровня продаж, интервал ±15 %</w:t>
+              <w:t xml:space="preserve">, поправка на изменение уровня продаж, интервал ±15 %</w:t>
             </w:r>
           </w:p>
         </w:tc>
@@ -18302,7 +18319,7 @@
         <w:t xml:space="preserve">BO</w:t>
       </w:r>
       <w:r>
-        <w:t xml:space="preserve">-1 Повысить точность планирования продаж. Снижение ошибки прогноза относительно ориентира «как в прошлом году» не менее чем на 15 %.</w:t>
+        <w:t xml:space="preserve">-1 Повысить точность планирования продаж. Снижение ошибки прогноза относительно ориентира «как в прошлом году» не менее чем на 15 %.</w:t>
       </w:r>
     </w:p>
     <w:p>
@@ -18318,7 +18335,7 @@
         <w:t xml:space="preserve">BO</w:t>
       </w:r>
       <w:r>
-        <w:t xml:space="preserve">-2 Повысить отдачу маркетингового бюджета. Рост ожидаемого эффекта не менее чем на 10 % при той же сумме затрат за счёт оптимизации распределения.</w:t>
+        <w:t xml:space="preserve">-2 Повысить отдачу маркетингового бюджета. Рост ожидаемого эффекта не менее чем на 10 % при той же сумме затрат за счёт оптимизации распределения.</w:t>
       </w:r>
     </w:p>
     <w:p>
@@ -23141,7 +23158,7 @@
                 <w:sz w:val="24"/>
                 <w:szCs w:val="24"/>
               </w:rPr>
-              <w:t xml:space="preserve">2 Ползунками меняет затраты каналов относительно плана (0–300 %).</w:t>
+              <w:t xml:space="preserve">2 Ползунками меняет затраты каналов относительно плана (0–300 %).</w:t>
             </w:r>
           </w:p>
           <w:p>
@@ -23573,7 +23590,7 @@
                 <w:sz w:val="24"/>
                 <w:szCs w:val="24"/>
               </w:rPr>
-              <w:t xml:space="preserve">Несовместимые ограничения (сумма минимальных долей более 100 %) – сообщение. В упрощённом режиме оптимизация недоступна.</w:t>
+              <w:t xml:space="preserve">Несовместимые ограничения (сумма минимальных долей более 100 %) – сообщение. В упрощённом режиме оптимизация недоступна.</w:t>
             </w:r>
           </w:p>
         </w:tc>
@@ -26060,7 +26077,7 @@
                 <w:sz w:val="24"/>
                 <w:szCs w:val="24"/>
               </w:rPr>
-              <w:t xml:space="preserve">Прогноз на 4–52 недели с интервалом 80 %.</w:t>
+              <w:t xml:space="preserve">Прогноз на 4–52 недели с интервалом 80 %.</w:t>
             </w:r>
           </w:p>
           <w:p>
